--- a/task/Konzept_Michelle.docx
+++ b/task/Konzept_Michelle.docx
@@ -740,24 +740,7 @@
         </w:rPr>
       </w:pPr>
       <w:r>
-        <w:rPr>
-          <w:szCs w:val="22"/>
-        </w:rPr>
-        <w:t xml:space="preserve">Die Web-App erfasst das tägliche physische und psychische Befinden von Profi-Volleyballerinnen, integriert Menstruationszyklus-Daten und kombiniert diese mit Trainingsbelastungsdaten. Mithilfe von </w:t>
-      </w:r>
-      <w:proofErr w:type="spellStart"/>
-      <w:r>
-        <w:rPr>
-          <w:szCs w:val="22"/>
-        </w:rPr>
-        <w:t>Machine</w:t>
-      </w:r>
-      <w:proofErr w:type="spellEnd"/>
-      <w:r>
-        <w:rPr>
-          <w:szCs w:val="22"/>
-        </w:rPr>
-        <w:t>-Learning-Modellen werden individuelle Überlastungsrisiken und Leistungstrends vorhergesagt. Ein Trainer-Dashboard mit Ampelsystem ermöglicht datenbasierte Entscheidungen zur Trainingssteuerung – bei voller Datensouveränität der Spielerinnen über ihre sensiblen Zyklusdaten.</w:t>
+        <w:t>Die Mobile-App erfasst das tägliche physische und psychische Befinden von Profi-Volleyballerinnen, integriert Menstruationszyklus-Daten und kombiniert diese mit Trainingsbelastungsdaten. Mithilfe von Machine-Learning-Modellen werden individuelle Überlastungsrisiken und Leistungstrends vorhergesagt. Eine mobile Trainerinnen-Ansicht mit Ampelsystem ermöglicht datenbasierte Entscheidungen zur Trainingssteuerung - bei voller Datensouveränität der Spielerinnen über ihre sensiblen Zyklusdaten.</w:t>
       </w:r>
     </w:p>
     <w:p>
@@ -783,30 +766,9 @@
         </w:rPr>
       </w:pPr>
       <w:r>
-        <w:rPr>
-          <w:rFonts w:eastAsiaTheme="majorEastAsia"/>
-          <w:b/>
-          <w:bCs/>
-        </w:rPr>
-        <w:t>Was soll entwickelt werden?</w:t>
-      </w:r>
-      <w:r>
-        <w:rPr>
-          <w:b/>
-          <w:bCs/>
-        </w:rPr>
+        <w:t>Was soll entwickelt werden?</w:t>
         <w:br/>
-      </w:r>
-      <w:r>
-        <w:t>Eine </w:t>
-      </w:r>
-      <w:proofErr w:type="spellStart"/>
-      <w:r>
-        <w:t>Full</w:t>
-      </w:r>
-      <w:proofErr w:type="spellEnd"/>
-      <w:r>
-        <w:t>-Stack-Webapplikation bestehend aus:</w:t>
+        <w:t>Eine Full-Stack Mobile-Lösung bestehend aus:</w:t>
       </w:r>
     </w:p>
     <w:p>
@@ -838,15 +800,7 @@
         <w:spacing w:after="160" w:line="278" w:lineRule="auto"/>
       </w:pPr>
       <w:r>
-        <w:rPr>
-          <w:rFonts w:eastAsiaTheme="majorEastAsia"/>
-          <w:b/>
-          <w:bCs/>
-        </w:rPr>
-        <w:t>Trainer-Dashboard:</w:t>
-      </w:r>
-      <w:r>
-        <w:t> Teamübersicht mit Ampelsystem (Grün/Gelb/Rot), individuelle Risiko-Scores, Trend-Visualisierungen und aggregierte Zyklusdaten (nur mit Einwilligung)</w:t>
+        <w:t>Trainerinnen-App: Teamübersicht mit Ampelsystem (Grün/Gelb/Rot), individuelle Risiko-Scores, Trend-Visualisierungen und aggregierte Zyklusdaten (nur mit Einwilligung)</w:t>
       </w:r>
     </w:p>
     <w:p>
@@ -926,23 +880,7 @@
         <w:spacing w:after="160" w:line="278" w:lineRule="auto"/>
       </w:pPr>
       <w:r>
-        <w:rPr>
-          <w:rFonts w:eastAsiaTheme="majorEastAsia"/>
-          <w:b/>
-          <w:bCs/>
-        </w:rPr>
-        <w:t>Frontend:</w:t>
-      </w:r>
-      <w:r>
-        <w:t> React (Vite) mit </w:t>
-      </w:r>
-      <w:proofErr w:type="spellStart"/>
-      <w:r>
-        <w:t>Tailwind</w:t>
-      </w:r>
-      <w:proofErr w:type="spellEnd"/>
-      <w:r>
-        <w:t xml:space="preserve"> CSS</w:t>
+        <w:t>Frontend: React Native (Expo) mit TypeScript</w:t>
       </w:r>
     </w:p>
     <w:p>
@@ -991,6 +929,12 @@
       </w:r>
     </w:p>
     <w:p>
+      <w:pPr/>
+      <w:r>
+        <w:t>Mobile Security/Infra: Secure Token Storage (Keychain/Secure Store), Refresh-Token-Flow und Push-Device-Token-Verwaltung</w:t>
+      </w:r>
+    </w:p>
+    <w:p>
       <w:pPr>
         <w:numPr>
           <w:ilvl w:val="0"/>
@@ -1002,59 +946,8 @@
         </w:rPr>
       </w:pPr>
       <w:r>
-        <w:rPr>
-          <w:rFonts w:eastAsiaTheme="majorEastAsia"/>
-          <w:b/>
-          <w:bCs/>
-          <w:lang w:val="fr-CH"/>
-        </w:rPr>
-        <w:t>ML/Data </w:t>
+        <w:t>ML/Data Science: Baseline (Regelmodell + Logistische Regression), Hauptmodell (Random Forest / Gradient Boosting)</w:t>
       </w:r>
-      <w:proofErr w:type="gramStart"/>
-      <w:r>
-        <w:rPr>
-          <w:rFonts w:eastAsiaTheme="majorEastAsia"/>
-          <w:b/>
-          <w:bCs/>
-          <w:lang w:val="fr-CH"/>
-        </w:rPr>
-        <w:t>Science:</w:t>
-      </w:r>
-      <w:proofErr w:type="gramEnd"/>
-      <w:r>
-        <w:rPr>
-          <w:lang w:val="fr-CH"/>
-        </w:rPr>
-        <w:t> </w:t>
-      </w:r>
-      <w:proofErr w:type="spellStart"/>
-      <w:r>
-        <w:rPr>
-          <w:lang w:val="fr-CH"/>
-        </w:rPr>
-        <w:t>Random</w:t>
-      </w:r>
-      <w:proofErr w:type="spellEnd"/>
-      <w:r>
-        <w:rPr>
-          <w:lang w:val="fr-CH"/>
-        </w:rPr>
-        <w:t xml:space="preserve"> Forest, Gradient </w:t>
-      </w:r>
-      <w:proofErr w:type="spellStart"/>
-      <w:r>
-        <w:rPr>
-          <w:lang w:val="fr-CH"/>
-        </w:rPr>
-        <w:t>Boostin</w:t>
-      </w:r>
-      <w:r>
-        <w:rPr>
-          <w:lang w:val="fr-CH"/>
-        </w:rPr>
-        <w:t>g</w:t>
-      </w:r>
-      <w:proofErr w:type="spellEnd"/>
     </w:p>
     <w:p>
       <w:pPr>
@@ -1942,46 +1835,7 @@
         </w:rPr>
       </w:pPr>
       <w:r>
-        <w:rPr>
-          <w:b/>
-          <w:bCs/>
-          <w:lang w:val="de-CH"/>
-        </w:rPr>
-        <w:t>ML-Pipeline-Integration:</w:t>
-      </w:r>
-      <w:r>
-        <w:rPr>
-          <w:lang w:val="de-CH"/>
-        </w:rPr>
-        <w:t> Die Verbindung von Datenerfassung → Feature Engineering → Modelltraining → Echtzeit-</w:t>
-      </w:r>
-      <w:proofErr w:type="spellStart"/>
-      <w:r>
-        <w:rPr>
-          <w:lang w:val="de-CH"/>
-        </w:rPr>
-        <w:t>Prediction</w:t>
-      </w:r>
-      <w:proofErr w:type="spellEnd"/>
-      <w:r>
-        <w:rPr>
-          <w:lang w:val="de-CH"/>
-        </w:rPr>
-        <w:t xml:space="preserve"> → Dashboard-Visualisierung </w:t>
-      </w:r>
-      <w:proofErr w:type="gramStart"/>
-      <w:r>
-        <w:rPr>
-          <w:lang w:val="de-CH"/>
-        </w:rPr>
-        <w:t>über den gesamten Stack</w:t>
-      </w:r>
-      <w:proofErr w:type="gramEnd"/>
-      <w:r>
-        <w:rPr>
-          <w:lang w:val="de-CH"/>
-        </w:rPr>
-        <w:t xml:space="preserve"> hinweg erzeugt eine Integrationskomplexität, die bei isolierten Prompts verloren geht.</w:t>
+        <w:t>ML-Pipeline-Integration: Die Verbindung von Datenerfassung -&gt; Feature Engineering -&gt; Modelltraining -&gt; Echtzeit-Prediction -&gt; mobile Risikoanzeige über den gesamten Stack hinweg erzeugt eine Integrationskomplexität, die bei isolierten Prompts verloren geht.</w:t>
       </w:r>
     </w:p>
     <w:p>
@@ -2064,7 +1918,7 @@
         </w:tabs>
       </w:pPr>
       <w:r>
-        <w:t>5. Geplante Funktionalitäten</w:t>
+        <w:t>5. Geplante Funktionalitäten und Modellspezifikation</w:t>
       </w:r>
     </w:p>
     <w:p>
@@ -2115,6 +1969,24 @@
       </w:r>
     </w:p>
     <w:p>
+      <w:pPr/>
+      <w:r>
+        <w:t>Authentifizierung erweitert: Login, Refresh-Token und Logout</w:t>
+      </w:r>
+    </w:p>
+    <w:p>
+      <w:pPr/>
+      <w:r>
+        <w:t>Mobile Security: Token-Speicherung im Secure Store/Keychain</w:t>
+      </w:r>
+    </w:p>
+    <w:p>
+      <w:pPr/>
+      <w:r>
+        <w:t>Push-Device-Registrierung fuer Reminder/Benachrichtigungen</w:t>
+      </w:r>
+    </w:p>
+    <w:p>
       <w:pPr>
         <w:numPr>
           <w:ilvl w:val="0"/>
@@ -2159,7 +2031,7 @@
         <w:spacing w:line="276" w:lineRule="auto"/>
       </w:pPr>
       <w:r>
-        <w:t>Trainer-Dashboard mit Ampelsystem (Grün/Gelb/Rot) basierend auf regelbasierter Logik (ACWR-Schwellenwerte)</w:t>
+        <w:t>Mobile Teamansicht mit Ampelsystem (Grün/Gelb/Rot) als Trainerinnen-App</w:t>
       </w:r>
     </w:p>
     <w:p>
@@ -2195,7 +2067,7 @@
         <w:spacing w:line="276" w:lineRule="auto"/>
       </w:pPr>
       <w:r>
-        <w:t>Ein trainiertes ML-Modell (Random Forest) zur Überlastungsrisiko-Vorhersage</w:t>
+        <w:t>Modellvergleich im MVP: Regelbasiertes Modell (ACWR), Logistische Regression und Random Forest für Überlastungsrisiko-Vorhersage</w:t>
       </w:r>
     </w:p>
     <w:p>
@@ -2222,6 +2094,42 @@
       <w:pPr>
         <w:spacing w:line="276" w:lineRule="auto"/>
       </w:pPr>
+    </w:p>
+    <w:p>
+      <w:pPr/>
+      <w:r>
+        <w:t>Präzises Vorhersageziel: Binary Classification (Überlastungsrisiko in den nächsten 3 Tagen: ja/nein)</w:t>
+      </w:r>
+    </w:p>
+    <w:p>
+      <w:pPr/>
+      <w:r>
+        <w:t>Label-Definition: Risikoereignis bei Kombination aus hoher subjektiver Belastung, deutlichem Lastsprung (z. B. ACWR über Schwellwert) oder trainingsrelevanter Beschwerde</w:t>
+      </w:r>
+    </w:p>
+    <w:p>
+      <w:pPr/>
+      <w:r>
+        <w:t>Feature-Set: Wellness (Schlaf, Stress, Muskelkater, Motivation, RPE), Belastung (sRPE, 7/28-Tage-Last, ACWR), Zyklus (Phase, Symptome, Zyklustag), Schmerzscore, Lag- und Trend-Features</w:t>
+      </w:r>
+    </w:p>
+    <w:p>
+      <w:pPr/>
+      <w:r>
+        <w:t>Validierung: Zeitbasierter Split (Walk-Forward), Class-Imbalance-Behandlung (class_weight), Hyperparameter-Tuning via Random Search</w:t>
+      </w:r>
+    </w:p>
+    <w:p>
+      <w:pPr/>
+      <w:r>
+        <w:t>Metriken: PR-AUC und Recall als Primärmetriken, zusätzlich ROC-AUC, F1 und Kalibrierung (Brier Score)</w:t>
+      </w:r>
+    </w:p>
+    <w:p>
+      <w:pPr/>
+      <w:r>
+        <w:t>Ampellogik aus p(risk): Grün &lt; 0.35, Gelb 0.35-0.64, Rot &gt;= 0.65 (in Pilotphase kalibrieren)</w:t>
+      </w:r>
     </w:p>
     <w:p>
       <w:pPr>
@@ -2443,22 +2351,7 @@
         <w:spacing w:line="276" w:lineRule="auto"/>
       </w:pPr>
       <w:r>
-        <w:rPr>
-          <w:b/>
-          <w:bCs/>
-        </w:rPr>
-        <w:t>Backend-API</w:t>
-      </w:r>
-      <w:r>
-        <w:t xml:space="preserve"> – </w:t>
-      </w:r>
-      <w:proofErr w:type="spellStart"/>
-      <w:r>
-        <w:t>FastAPI</w:t>
-      </w:r>
-      <w:proofErr w:type="spellEnd"/>
-      <w:r>
-        <w:t>-Endpoints für alle CRUD-Operationen und Authentifizierung</w:t>
+        <w:t>Backend-API - FastAPI-Endpoints fuer CRUD, Authentifizierung (JWT + Refresh) und Rollenlogik</w:t>
       </w:r>
     </w:p>
     <w:p>
@@ -2470,14 +2363,7 @@
         <w:spacing w:line="276" w:lineRule="auto"/>
       </w:pPr>
       <w:r>
-        <w:rPr>
-          <w:b/>
-          <w:bCs/>
-        </w:rPr>
-        <w:t>Frontend Spielerinnen-App</w:t>
-      </w:r>
-      <w:r>
-        <w:t> – Wellness-Check und Zyklus-Eingabe</w:t>
+        <w:t>Mobile Frontend Spielerinnen-App - Wellness-Check und Zyklus-Eingabe</w:t>
       </w:r>
     </w:p>
     <w:p>
@@ -2557,14 +2443,7 @@
         <w:spacing w:line="276" w:lineRule="auto"/>
       </w:pPr>
       <w:r>
-        <w:rPr>
-          <w:b/>
-          <w:bCs/>
-        </w:rPr>
-        <w:t>Trainer-Dashboard</w:t>
-      </w:r>
-      <w:r>
-        <w:t> – Visualisierung und Ampelsystem</w:t>
+        <w:t>Trainerinnen-App - Teamansicht, Trends und Ampelsystem</w:t>
       </w:r>
     </w:p>
     <w:p>
